--- a/Entrepreneurs_SellSheet_v21.docx
+++ b/Entrepreneurs_SellSheet_v21.docx
@@ -1599,7 +1599,7 @@
                 <w:sz w:val="18"/>
                 <w:szCs w:val="18"/>
               </w:rPr>
-              <w:t xml:space="preserve">Designer:  [Your name]</w:t>
+              <w:t xml:space="preserve">Designer:  Didson New</w:t>
             </w:r>
           </w:p>
           <w:p>
@@ -1613,7 +1613,7 @@
                 <w:sz w:val="18"/>
                 <w:szCs w:val="18"/>
               </w:rPr>
-              <w:t xml:space="preserve">Email:  [your@email]</w:t>
+              <w:t xml:space="preserve">Email:  didson.onew@gmail.com</w:t>
             </w:r>
           </w:p>
           <w:p>
@@ -1627,21 +1627,21 @@
                 <w:sz w:val="18"/>
                 <w:szCs w:val="18"/>
               </w:rPr>
-              <w:t xml:space="preserve">Location:  [City, Country]</w:t>
-            </w:r>
-          </w:p>
-          <w:p>
-            <w:pPr>
-              <w:spacing w:after="0" w:line="252"/>
-            </w:pPr>
-            <w:r>
-              <w:rPr>
-                <w:rFonts w:ascii="Calibri" w:cs="Calibri" w:eastAsia="Calibri" w:hAnsi="Calibri"/>
-                <w:color w:val="1A1A1A"/>
-                <w:sz w:val="18"/>
-                <w:szCs w:val="18"/>
-              </w:rPr>
-              <w:t xml:space="preserve">Play it:  [link]</w:t>
+              <w:t xml:space="preserve">Location:  São Paulo, Brazil</w:t>
+            </w:r>
+          </w:p>
+          <w:p>
+            <w:pPr>
+              <w:spacing w:after="0" w:line="252"/>
+            </w:pPr>
+            <w:r>
+              <w:rPr>
+                <w:rFonts w:ascii="Calibri" w:cs="Calibri" w:eastAsia="Calibri" w:hAnsi="Calibri"/>
+                <w:color w:val="1A1A1A"/>
+                <w:sz w:val="18"/>
+                <w:szCs w:val="18"/>
+              </w:rPr>
+              <w:t xml:space="preserve">Play it:  entrepreneurs.itch.io</w:t>
             </w:r>
           </w:p>
         </w:tc>

--- a/Entrepreneurs_SellSheet_v21.docx
+++ b/Entrepreneurs_SellSheet_v21.docx
@@ -1344,7 +1344,7 @@
                 <w:sz w:val="18"/>
                 <w:szCs w:val="18"/>
               </w:rPr>
-              <w:t xml:space="preserve">52 balance audits and 82 automated tests, all in the repository.</w:t>
+              <w:t xml:space="preserve">Balanced by measurement. The three industries that grow vertically used to decide 90.9% of three-player games; they now decide about 69.5%, and no industry decides fewer than one game in ten. 53 balance audits and 82 automated tests, all in the repository.</w:t>
             </w:r>
           </w:p>
         </w:tc>

--- a/Entrepreneurs_SellSheet_v21.docx
+++ b/Entrepreneurs_SellSheet_v21.docx
@@ -623,6 +623,15 @@
         </w:rPr>
         <w:t xml:space="preserve">“Some people will fucking love this game.”</w:t>
       </w:r>
+      <w:r>
+        <w:rPr>
+          <w:rFonts w:ascii="Calibri" w:cs="Calibri" w:eastAsia="Calibri" w:hAnsi="Calibri"/>
+          <w:color w:val="6B6B78"/>
+          <w:sz w:val="16"/>
+          <w:szCs w:val="16"/>
+        </w:rPr>
+        <w:t xml:space="preserve">  — Michael Boggs</w:t>
+      </w:r>
     </w:p>
     <w:p>
       <w:pPr>
@@ -641,7 +650,74 @@
           <w:sz w:val="19"/>
           <w:szCs w:val="19"/>
         </w:rPr>
+        <w:t xml:space="preserve">“Build your economy and obliterate your competitors.”</w:t>
+      </w:r>
+      <w:r>
+        <w:rPr>
+          <w:rFonts w:ascii="Calibri" w:cs="Calibri" w:eastAsia="Calibri" w:hAnsi="Calibri"/>
+          <w:color w:val="6B6B78"/>
+          <w:sz w:val="16"/>
+          <w:szCs w:val="16"/>
+        </w:rPr>
+        <w:t xml:space="preserve">  — Tiago Monteiro</w:t>
+      </w:r>
+    </w:p>
+    <w:p>
+      <w:pPr>
+        <w:pBdr>
+          <w:left w:val="single" w:color="4A3AB5" w:sz="12" w:space="10"/>
+        </w:pBdr>
+        <w:spacing w:after="60" w:line="252"/>
+        <w:ind w:left="150"/>
+      </w:pPr>
+      <w:r>
+        <w:rPr>
+          <w:rFonts w:ascii="Calibri" w:cs="Calibri" w:eastAsia="Calibri" w:hAnsi="Calibri"/>
+          <w:i/>
+          <w:iCs/>
+          <w:color w:val="1A1A1A"/>
+          <w:sz w:val="19"/>
+          <w:szCs w:val="19"/>
+        </w:rPr>
+        <w:t xml:space="preserve">“I can’t wait to play it again and experiment with different strategies.”</w:t>
+      </w:r>
+      <w:r>
+        <w:rPr>
+          <w:rFonts w:ascii="Calibri" w:cs="Calibri" w:eastAsia="Calibri" w:hAnsi="Calibri"/>
+          <w:color w:val="6B6B78"/>
+          <w:sz w:val="16"/>
+          <w:szCs w:val="16"/>
+        </w:rPr>
+        <w:t xml:space="preserve">  — Nikola</w:t>
+      </w:r>
+    </w:p>
+    <w:p>
+      <w:pPr>
+        <w:pBdr>
+          <w:left w:val="single" w:color="4A3AB5" w:sz="12" w:space="10"/>
+        </w:pBdr>
+        <w:spacing w:after="60" w:line="252"/>
+        <w:ind w:left="150"/>
+      </w:pPr>
+      <w:r>
+        <w:rPr>
+          <w:rFonts w:ascii="Calibri" w:cs="Calibri" w:eastAsia="Calibri" w:hAnsi="Calibri"/>
+          <w:i/>
+          <w:iCs/>
+          <w:color w:val="1A1A1A"/>
+          <w:sz w:val="19"/>
+          <w:szCs w:val="19"/>
+        </w:rPr>
         <w:t xml:space="preserve">“…a game that may require a few plays to ‘get’, and that’s okay.”</w:t>
+      </w:r>
+      <w:r>
+        <w:rPr>
+          <w:rFonts w:ascii="Calibri" w:cs="Calibri" w:eastAsia="Calibri" w:hAnsi="Calibri"/>
+          <w:color w:val="6B6B78"/>
+          <w:sz w:val="16"/>
+          <w:szCs w:val="16"/>
+        </w:rPr>
+        <w:t xml:space="preserve">  — Michael Boggs</w:t>
       </w:r>
     </w:p>
     <w:p>
@@ -660,7 +736,7 @@
           <w:sz w:val="15"/>
           <w:szCs w:val="15"/>
         </w:rPr>
-        <w:t xml:space="preserve">Michael Boggs  ·  playtester, physical session</w:t>
+        <w:t xml:space="preserve">Seven handwritten forms after physical sessions  ·  theme 4.7/5, strategic depth 4.4/5, rules clarity 3.1/5 — the ten-minute teaching script and the built-in beginner game answer the last one</w:t>
       </w:r>
     </w:p>
     <w:p>

--- a/Entrepreneurs_SellSheet_v21.docx
+++ b/Entrepreneurs_SellSheet_v21.docx
@@ -679,7 +679,18 @@
           <w:sz w:val="19"/>
           <w:szCs w:val="19"/>
         </w:rPr>
-        <w:t xml:space="preserve">“I can’t wait to play it again and experiment with different strategies.”</w:t>
+        <w:t xml:space="preserve">“Sim. Eu super compraria esse jogo!”</w:t>
+      </w:r>
+      <w:r>
+        <w:rPr>
+          <w:rFonts w:ascii="Calibri" w:cs="Calibri" w:eastAsia="Calibri" w:hAnsi="Calibri"/>
+          <w:i/>
+          <w:iCs/>
+          <w:color w:val="6B6B78"/>
+          <w:sz w:val="17"/>
+          <w:szCs w:val="17"/>
+        </w:rPr>
+        <w:t xml:space="preserve">  “Yes. I would totally buy this game!”</w:t>
       </w:r>
       <w:r>
         <w:rPr>
@@ -688,7 +699,7 @@
           <w:sz w:val="16"/>
           <w:szCs w:val="16"/>
         </w:rPr>
-        <w:t xml:space="preserve">  — Nikola</w:t>
+        <w:t xml:space="preserve">  — Fábio Zanin</w:t>
       </w:r>
     </w:p>
     <w:p>
@@ -736,7 +747,7 @@
           <w:sz w:val="15"/>
           <w:szCs w:val="15"/>
         </w:rPr>
-        <w:t xml:space="preserve">Seven handwritten forms after physical sessions  ·  theme 4.7/5, strategic depth 4.4/5, rules clarity 3.1/5 — the ten-minute teaching script and the built-in beginner game answer the last one</w:t>
+        <w:t xml:space="preserve">Twelve handwritten forms after physical sessions  ·  strategic depth 4.3/5, theme immersion 4.3/5, rules clarity 3.3/5 — clarity was 3.1 before the teaching script and the beginner game, and is 3.6 on the forms from the current version</w:t>
       </w:r>
     </w:p>
     <w:p>
